--- a/Documentations/Installation Guide -v1.docx
+++ b/Documentations/Installation Guide -v1.docx
@@ -1660,6 +1660,216 @@
       </w:r>
       <w:r>
         <w:t xml:space="preserve"> Cogitated for 1m 2s</w:t>
+      </w:r>
+    </w:p>
+    <w:p>
+      <w:r>
+        <w:br w:type="page"/>
+      </w:r>
+    </w:p>
+    <w:p>
+      <w:pPr>
+        <w:pStyle w:val="Heading1"/>
+      </w:pPr>
+      <w:r>
+        <w:rPr>
+          <w:rFonts w:ascii="Aptos Display" w:hAnsi="Aptos Display"/>
+          <w:b/>
+          <w:color w:val="1F4E79"/>
+          <w:sz w:val="32"/>
+        </w:rPr>
+        <w:t>Latest Development Addendum - 2026-05-04</w:t>
+      </w:r>
+    </w:p>
+    <w:p>
+      <w:r>
+        <w:rPr>
+          <w:rFonts w:ascii="Aptos" w:hAnsi="Aptos"/>
+          <w:sz w:val="20"/>
+        </w:rPr>
+        <w:t>This addendum updates the original local WSL/Docker installation guide with the current hosted deployment path and local/hosted differences.</w:t>
+      </w:r>
+    </w:p>
+    <w:p>
+      <w:pPr>
+        <w:pStyle w:val="Heading2"/>
+      </w:pPr>
+      <w:r>
+        <w:rPr>
+          <w:rFonts w:ascii="Aptos Display" w:hAnsi="Aptos Display"/>
+          <w:b/>
+          <w:color w:val="1F4E79"/>
+          <w:sz w:val="24"/>
+        </w:rPr>
+        <w:t>Local Development</w:t>
+      </w:r>
+    </w:p>
+    <w:p>
+      <w:r>
+        <w:rPr>
+          <w:rFonts w:ascii="Aptos" w:hAnsi="Aptos"/>
+          <w:sz w:val="20"/>
+        </w:rPr>
+        <w:t>- Use /home/yatbond/projects/Ai-Method-Statement/.env for local secrets and runtime Settings edits.</w:t>
+      </w:r>
+    </w:p>
+    <w:p>
+      <w:r>
+        <w:rPr>
+          <w:rFonts w:ascii="Aptos" w:hAnsi="Aptos"/>
+          <w:sz w:val="20"/>
+        </w:rPr>
+        <w:t>- Docker Desktop WSL integration is still needed for local Postgres, Redis, and MinIO unless managed services are used.</w:t>
+      </w:r>
+    </w:p>
+    <w:p>
+      <w:r>
+        <w:rPr>
+          <w:rFonts w:ascii="Aptos" w:hAnsi="Aptos"/>
+          <w:sz w:val="20"/>
+        </w:rPr>
+        <w:t>- Local folder import is supported only in local development because the server can read WSL/Windows-mounted folders.</w:t>
+      </w:r>
+    </w:p>
+    <w:p>
+      <w:r>
+        <w:rPr>
+          <w:rFonts w:ascii="Aptos" w:hAnsi="Aptos"/>
+          <w:sz w:val="20"/>
+        </w:rPr>
+        <w:t>- The app can still be run locally with pnpm dev after Docker services are started.</w:t>
+      </w:r>
+    </w:p>
+    <w:p>
+      <w:pPr>
+        <w:pStyle w:val="Heading2"/>
+      </w:pPr>
+      <w:r>
+        <w:rPr>
+          <w:rFonts w:ascii="Aptos Display" w:hAnsi="Aptos Display"/>
+          <w:b/>
+          <w:color w:val="1F4E79"/>
+          <w:sz w:val="24"/>
+        </w:rPr>
+        <w:t>Hosted Deployment</w:t>
+      </w:r>
+    </w:p>
+    <w:p>
+      <w:r>
+        <w:rPr>
+          <w:rFonts w:ascii="Aptos" w:hAnsi="Aptos"/>
+          <w:sz w:val="20"/>
+        </w:rPr>
+        <w:t>- The current hosted target is Railway: one web service, one long-running worker service, Railway Postgres, Railway Redis, and Cloudflare R2.</w:t>
+      </w:r>
+    </w:p>
+    <w:p>
+      <w:r>
+        <w:rPr>
+          <w:rFonts w:ascii="Aptos" w:hAnsi="Aptos"/>
+          <w:sz w:val="20"/>
+        </w:rPr>
+        <w:t>- Use pnpm railway:web:build and pnpm railway:web:start for the web service.</w:t>
+      </w:r>
+    </w:p>
+    <w:p>
+      <w:r>
+        <w:rPr>
+          <w:rFonts w:ascii="Aptos" w:hAnsi="Aptos"/>
+          <w:sz w:val="20"/>
+        </w:rPr>
+        <w:t>- Use pnpm railway:worker:build and pnpm railway:worker:start for the worker service.</w:t>
+      </w:r>
+    </w:p>
+    <w:p>
+      <w:r>
+        <w:rPr>
+          <w:rFonts w:ascii="Aptos" w:hAnsi="Aptos"/>
+          <w:sz w:val="20"/>
+        </w:rPr>
+        <w:t>- Run pnpm railway:migrate once after the first deploy and again whenever Prisma migrations are added.</w:t>
+      </w:r>
+    </w:p>
+    <w:p>
+      <w:pPr>
+        <w:pStyle w:val="Heading2"/>
+      </w:pPr>
+      <w:r>
+        <w:rPr>
+          <w:rFonts w:ascii="Aptos Display" w:hAnsi="Aptos Display"/>
+          <w:b/>
+          <w:color w:val="1F4E79"/>
+          <w:sz w:val="24"/>
+        </w:rPr>
+        <w:t>Hosted Upload Workflow</w:t>
+      </w:r>
+    </w:p>
+    <w:p>
+      <w:r>
+        <w:rPr>
+          <w:rFonts w:ascii="Aptos" w:hAnsi="Aptos"/>
+          <w:sz w:val="20"/>
+        </w:rPr>
+        <w:t>- Use Settings -&gt; Import -&gt; browser upload for PDFs in Railway.</w:t>
+      </w:r>
+    </w:p>
+    <w:p>
+      <w:r>
+        <w:rPr>
+          <w:rFonts w:ascii="Aptos" w:hAnsi="Aptos"/>
+          <w:sz w:val="20"/>
+        </w:rPr>
+        <w:t>- The web service uploads PDFs to R2 and queues OCR work; the worker downloads the PDFs from R2.</w:t>
+      </w:r>
+    </w:p>
+    <w:p>
+      <w:r>
+        <w:rPr>
+          <w:rFonts w:ascii="Aptos" w:hAnsi="Aptos"/>
+          <w:sz w:val="20"/>
+        </w:rPr>
+        <w:t>- Both web and worker services require the same R2 storage credentials.</w:t>
+      </w:r>
+    </w:p>
+    <w:p>
+      <w:pPr>
+        <w:pStyle w:val="Heading2"/>
+      </w:pPr>
+      <w:r>
+        <w:rPr>
+          <w:rFonts w:ascii="Aptos Display" w:hAnsi="Aptos Display"/>
+          <w:b/>
+          <w:color w:val="1F4E79"/>
+          <w:sz w:val="24"/>
+        </w:rPr>
+        <w:t>Validation</w:t>
+      </w:r>
+    </w:p>
+    <w:p>
+      <w:r>
+        <w:rPr>
+          <w:rFonts w:ascii="Aptos" w:hAnsi="Aptos"/>
+          <w:sz w:val="20"/>
+        </w:rPr>
+        <w:t>- Use /api/health as the Railway health-check path.</w:t>
+      </w:r>
+    </w:p>
+    <w:p>
+      <w:r>
+        <w:rPr>
+          <w:rFonts w:ascii="Aptos" w:hAnsi="Aptos"/>
+          <w:sz w:val="20"/>
+        </w:rPr>
+        <w:t>- Use Settings -&gt; File Storage -&gt; Test Storage to verify R2 write/read/delete behavior.</w:t>
+      </w:r>
+    </w:p>
+    <w:p>
+      <w:r>
+        <w:rPr>
+          <w:rFonts w:ascii="Aptos" w:hAnsi="Aptos"/>
+          <w:sz w:val="20"/>
+        </w:rPr>
+        <w:t>- Use Settings -&gt; Environment configuration to confirm required hosted variables are present.</w:t>
       </w:r>
     </w:p>
     <w:sectPr>
